--- a/Received/four/4, eng ii.docx
+++ b/Received/four/4, eng ii.docx
@@ -23,7 +23,7 @@
             <v:stroke joinstyle="miter"/>
             <v:path gradientshapeok="t" o:connecttype="rect"/>
           </v:shapetype>
-          <v:shape id="Text Box 3" o:spid="_x0000_s1032" type="#_x0000_t202" style="position:absolute;left:0;text-align:left;margin-left:-3.2pt;margin-top:.75pt;width:48pt;height:110.6pt;z-index:251660288;visibility:visible;mso-wrap-style:square;mso-width-percent:0;mso-height-percent:200;mso-wrap-distance-left:9pt;mso-wrap-distance-top:3.6pt;mso-wrap-distance-right:9pt;mso-wrap-distance-bottom:3.6pt;mso-position-horizontal:right;mso-position-horizontal-relative:text;mso-position-vertical:absolute;mso-position-vertical-relative:text;mso-width-percent:0;mso-height-percent:200;mso-width-relative:margin;mso-height-relative:margin;v-text-anchor:top" o:gfxdata="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" filled="f" stroked="f">
+          <v:shape id="Text Box 3" o:spid="_x0000_s1032" type="#_x0000_t202" style="position:absolute;left:0;text-align:left;margin-left:-9.6pt;margin-top:.75pt;width:48pt;height:110.6pt;z-index:251660288;visibility:visible;mso-wrap-style:square;mso-width-percent:0;mso-height-percent:200;mso-wrap-distance-left:9pt;mso-wrap-distance-top:3.6pt;mso-wrap-distance-right:9pt;mso-wrap-distance-bottom:3.6pt;mso-position-horizontal:right;mso-position-horizontal-relative:text;mso-position-vertical:absolute;mso-position-vertical-relative:text;mso-width-percent:0;mso-height-percent:200;mso-width-relative:margin;mso-height-relative:margin;v-text-anchor:top" o:gfxdata="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" filled="f" stroked="f">
             <v:textbox style="mso-fit-shape-to-text:t">
               <w:txbxContent>
                 <w:p>
@@ -335,17 +335,7 @@
           <w:sz w:val="24"/>
           <w:szCs w:val="24"/>
         </w:rPr>
-        <w:t xml:space="preserve">Sub: </w:t>
-      </w:r>
-      <w:r>
-        <w:rPr>
-          <w:rFonts w:ascii="Times New Roman" w:hAnsi="Times New Roman"/>
-          <w:b/>
-          <w:bCs/>
-          <w:sz w:val="24"/>
-          <w:szCs w:val="24"/>
-        </w:rPr>
-        <w:t>English II</w:t>
+        <w:t>Sub: English II</w:t>
       </w:r>
     </w:p>
     <w:p>
@@ -563,23 +553,13 @@
         </w:rPr>
         <w:t xml:space="preserve"> </w:t>
       </w:r>
-      <w:proofErr w:type="gramStart"/>
-      <w:r>
-        <w:rPr>
-          <w:rFonts w:ascii="Times New Roman" w:eastAsia="Times New Roman" w:hAnsi="Times New Roman" w:cs="Times New Roman"/>
-          <w:sz w:val="28"/>
-          <w:szCs w:val="28"/>
-        </w:rPr>
-        <w:t>House</w:t>
-      </w:r>
-      <w:proofErr w:type="gramEnd"/>
-      <w:r>
-        <w:rPr>
-          <w:rFonts w:ascii="Times New Roman" w:eastAsia="Times New Roman" w:hAnsi="Times New Roman" w:cs="Times New Roman"/>
-          <w:sz w:val="28"/>
-          <w:szCs w:val="28"/>
-        </w:rPr>
-        <w:t xml:space="preserve"> Cats do not like swimming. Cats like to eat meat and will kill and eat small mammals, birds, fish, frogs, lizards and snakes. Cats started living with people over 7,000 years ago and still live with us today.</w:t>
+      <w:r>
+        <w:rPr>
+          <w:rFonts w:ascii="Times New Roman" w:eastAsia="Times New Roman" w:hAnsi="Times New Roman" w:cs="Times New Roman"/>
+          <w:sz w:val="28"/>
+          <w:szCs w:val="28"/>
+        </w:rPr>
+        <w:t>House Cats do not like swimming. Cats like to eat meat and will kill and eat small mammals, birds, fish, frogs, lizards and snakes. Cats started living with people over 7,000 years ago and still live with us today.</w:t>
       </w:r>
     </w:p>
     <w:p>
@@ -1385,7 +1365,7 @@
     </w:p>
     <w:p>
       <w:pPr>
-        <w:spacing w:after="0" w:line="240" w:lineRule="auto"/>
+        <w:spacing w:after="0"/>
         <w:ind w:left="720"/>
         <w:rPr>
           <w:rFonts w:ascii="Times New Roman" w:eastAsia="Times New Roman" w:hAnsi="Times New Roman" w:cs="Times New Roman"/>
@@ -1524,17 +1504,6 @@
         </w:rPr>
         <w:t xml:space="preserve"> ______ a story book. (read)</w:t>
       </w:r>
-    </w:p>
-    <w:p>
-      <w:pPr>
-        <w:spacing w:after="0" w:line="240" w:lineRule="auto"/>
-        <w:ind w:left="720"/>
-        <w:rPr>
-          <w:rFonts w:ascii="Times New Roman" w:eastAsia="Times New Roman" w:hAnsi="Times New Roman" w:cs="Times New Roman"/>
-          <w:sz w:val="28"/>
-          <w:szCs w:val="28"/>
-        </w:rPr>
-      </w:pPr>
     </w:p>
     <w:p>
       <w:pPr>
@@ -2460,6 +2429,47 @@
           <w:szCs w:val="28"/>
         </w:rPr>
         <w:t>Write antonyms of given:</w:t>
+      </w:r>
+      <w:r>
+        <w:rPr>
+          <w:rFonts w:ascii="Times New Roman" w:eastAsia="Times New Roman" w:hAnsi="Times New Roman" w:cs="Times New Roman"/>
+          <w:b/>
+          <w:bCs/>
+          <w:sz w:val="28"/>
+          <w:szCs w:val="28"/>
+        </w:rPr>
+        <w:tab/>
+      </w:r>
+      <w:r>
+        <w:rPr>
+          <w:rFonts w:ascii="Times New Roman" w:eastAsia="Times New Roman" w:hAnsi="Times New Roman" w:cs="Times New Roman"/>
+          <w:b/>
+          <w:bCs/>
+          <w:sz w:val="28"/>
+          <w:szCs w:val="28"/>
+        </w:rPr>
+        <w:tab/>
+      </w:r>
+      <w:r>
+        <w:rPr>
+          <w:rFonts w:ascii="Times New Roman" w:eastAsia="Times New Roman" w:hAnsi="Times New Roman" w:cs="Times New Roman"/>
+          <w:b/>
+          <w:bCs/>
+          <w:sz w:val="28"/>
+          <w:szCs w:val="28"/>
+        </w:rPr>
+        <w:tab/>
+      </w:r>
+      <w:r>
+        <w:rPr>
+          <w:rFonts w:ascii="Times New Roman" w:eastAsia="Times New Roman" w:hAnsi="Times New Roman" w:cs="Times New Roman"/>
+          <w:b/>
+          <w:bCs/>
+          <w:sz w:val="28"/>
+          <w:szCs w:val="28"/>
+        </w:rPr>
+        <w:tab/>
+        <w:t>[2]</w:t>
       </w:r>
     </w:p>
     <w:p>
